--- a/项目5 数据清洗质量控制与第一个智能体_修订稿V1.docx
+++ b/项目5 数据清洗质量控制与第一个智能体_修订稿V1.docx
@@ -1959,7 +1959,7 @@
           <w:rFonts w:ascii="Times New Roman" w:hAnsi="Times New Roman" w:eastAsia="微软雅黑"/>
           <w:sz w:val="24"/>
         </w:rPr>
-        <w:t xml:space="preserve">（假设A列为日期、B列为门店、C列为金额、D列为费用科目，数据从第2行开始）：</w:t>
+        <w:t xml:space="preserve">在数据旁边新增一列，输入以下公式（假设A列为日期、B列为门店、C列为金额、D列为费用科目，数据从第2行开始）：</w:t>
       </w:r>
     </w:p>
     <w:p>
@@ -4233,7 +4233,7 @@
           <w:rFonts w:ascii="Times New Roman" w:hAnsi="Times New Roman" w:eastAsia="微软雅黑"/>
           <w:sz w:val="24"/>
         </w:rPr>
-        <w:t xml:space="preserve">=IF(ABS(C2-AVERAGE($C$2:$C$1801))&gt;3*STDEV($C$2:$C$1801)</w:t>
+        <w:t xml:space="preserve">=IF(ABS(C2-AVERAGE($C$2:$C$1801))&gt;3*STDEV($C$2:$C$1801),"异常","正常")</w:t>
       </w:r>
     </w:p>
     <w:p>
@@ -4357,7 +4357,7 @@
           <w:rFonts w:ascii="Times New Roman" w:hAnsi="Times New Roman" w:eastAsia="微软雅黑"/>
           <w:sz w:val="24"/>
         </w:rPr>
-        <w:t xml:space="preserve">=IF(OR(C2&lt;QUARTILE($C$2:$C$1801,1)-1.5*(QUARTILE($C$2:$C$1801,3)-QUARTILE($C$2:$C$1801,1)),C2&gt;QUARTILE($C$2:$C$1801,3)+1.5*(Q</w:t>
+        <w:t xml:space="preserve">=IF(OR(C2&lt;QUARTILE($C$2:$C$1801,1)-1.5*(QUARTILE($C$2:$C$1801,3)-QUARTILE($C$2:$C$1801,1)),C2&gt;QUARTILE($C$2:$C$1801,3)+1.5*(QUARTILE($C$2:$C$1801,3)-QUARTILE($C$2:$C$1801,1))),"异常","正常")</w:t>
       </w:r>
     </w:p>
     <w:p>
@@ -10998,7 +10998,7 @@
           <w:rFonts w:ascii="Times New Roman" w:hAnsi="Times New Roman" w:eastAsia="微软雅黑"/>
           <w:sz w:val="24"/>
         </w:rPr>
-        <w:t xml:space="preserve">除了质量维度的对比，还应该量化清洗工作对核心分析指标的影响，让使用这份数据的人理解清洗的必要性。</w:t>
+        <w:t xml:space="preserve">除了质量维度的对比，还应该量化清洗工作对核心分析指标的影响，让使用这份数据的人理解清洗的必要性。清洗前后核心指标对比示例见表5-12。</w:t>
       </w:r>
     </w:p>
     <w:p>
@@ -14021,7 +14021,7 @@
           <w:rFonts w:ascii="Times New Roman" w:hAnsi="Times New Roman" w:eastAsia="微软雅黑"/>
           <w:sz w:val="24"/>
         </w:rPr>
-        <w:t xml:space="preserve">如“我们公司的单笔门店推广费上限是多少”</w:t>
+        <w:t xml:space="preserve">对于“数据质量诊断助手”来说，知识库的作用是：当用户询问关于特定企业的数据规则（如“我们公司的单笔门店推广费上限是多少”），智能体能够基于你上传的企业规则文档来回答，而不是凭空猜测。</w:t>
       </w:r>
     </w:p>
     <w:bookmarkEnd w:id="52"/>
@@ -14478,7 +14478,7 @@
           <w:rFonts w:ascii="Times New Roman" w:hAnsi="Times New Roman" w:eastAsia="微软雅黑"/>
           <w:sz w:val="24"/>
         </w:rPr>
-        <w:t xml:space="preserve">知识库文档的格式，直接决定智能体能不能准确检索和引用。</w:t>
+        <w:t xml:space="preserve">知识库文档的格式，直接决定智能体能不能准确检索和引用。以“财务数据质量检查规则.md”为例，其内容格式如下：</w:t>
       </w:r>
     </w:p>
     <w:p>
@@ -20870,7 +20870,7 @@
           <w:rFonts w:ascii="Times New Roman" w:hAnsi="Times New Roman" w:eastAsia="微软雅黑"/>
           <w:sz w:val="24"/>
         </w:rPr>
-        <w:t xml:space="preserve">对于17行完全重复的数据，请描述完整的处理操作步骤</w:t>
+        <w:t xml:space="preserve">对于17行完全重复的数据，请描述完整的处理操作步骤（至少4步），并说明每步的注意事项。</w:t>
       </w:r>
     </w:p>
     <w:p>
@@ -20930,7 +20930,7 @@
           <w:rFonts w:ascii="Times New Roman" w:hAnsi="Times New Roman" w:eastAsia="微软雅黑"/>
           <w:sz w:val="24"/>
         </w:rPr>
-        <w:t xml:space="preserve">请为小苏设计一套简化版的</w:t>
+        <w:t xml:space="preserve">请为小苏设计一套简化版的“数据质量诊断助手”系统提示词（可参考5.3.2的结构，聚焦本案例的场景），要求包含角色定义、核心任务和能力边界三个要素。</w:t>
       </w:r>
     </w:p>
     <w:p>
@@ -21265,7 +21265,7 @@
           <w:rFonts w:ascii="Times New Roman" w:hAnsi="Times New Roman" w:eastAsia="微软雅黑"/>
           <w:sz w:val="24"/>
         </w:rPr>
-        <w:t xml:space="preserve">（如门店重装、节庆活动推广）</w:t>
+        <w:t xml:space="preserve">不可省略的原因：异常值有两种来源——录入错误和真实大额业务。如果不核实就直接删除，可能删掉的是真实的大额正当支出（如门店重装、节庆活动推广），导致当期费用被严重低估，分析结论错误。危害：用删除后的数据做出“某类费用明显下降”的结论，影响管理决策；真实支出被删除后账目不完整，可能引发审计问题。</w:t>
       </w:r>
     </w:p>
     <w:p>
@@ -21457,7 +21457,7 @@
           <w:rFonts w:ascii="Times New Roman" w:hAnsi="Times New Roman" w:eastAsia="微软雅黑"/>
           <w:sz w:val="24"/>
         </w:rPr>
-        <w:t xml:space="preserve">智能体搭建的门槛比想象中低：掌握了业务规则和数据质量判断的人，完全可以把它转化为一个能用的助手。</w:t>
+        <w:t xml:space="preserve">需要辩证看待。学会搭建智能体不意味着要变成技术专家，而是意味着具备了“设计AI应用”的思维和基本操作能力。在AI时代，“懂业务+会设计AI工具”的财务人员比“只会用现成AI工具”的财务人员具有更大的竞争优势。智能体搭建的门槛比想象中低：掌握了业务规则和数据质量判断的人，完全可以把它转化为一个能用的助手。</w:t>
       </w:r>
     </w:p>
     <w:p>
